--- a/demo/arkaja-seci-rtc-tm-v/letters/word/SECI_RTC_TM_V_Format_7.3A_Arkaja_Renewables_Private_Limited.docx
+++ b/demo/arkaja-seci-rtc-tm-v/letters/word/SECI_RTC_TM_V_Format_7.3A_Arkaja_Renewables_Private_Limited.docx
@@ -252,7 +252,7 @@
           <w:sz w:val="22"/>
           <w:szCs w:val="22"/>
         </w:rPr>
-        <w:t xml:space="preserve">1,28,33,50,009</w:t>
+        <w:t xml:space="preserve">1,31,31,14,577</w:t>
       </w:r>
       <w:r>
         <w:rPr>
@@ -328,7 +328,7 @@
           <w:sz w:val="22"/>
           <w:szCs w:val="22"/>
         </w:rPr>
-        <w:t xml:space="preserve">1,28,33,50,009</w:t>
+        <w:t xml:space="preserve">1,31,31,14,577</w:t>
       </w:r>
       <w:r>
         <w:rPr>
@@ -344,7 +344,7 @@
           <w:sz w:val="22"/>
           <w:szCs w:val="22"/>
         </w:rPr>
-        <w:t xml:space="preserve">One Hundred Twenty-Eight Crore Thirty-Three Lakh Fifty Thousand Nine</w:t>
+        <w:t xml:space="preserve">One Hundred Thirty-One Crore Thirty-One Lakh Fourteen Thousand Five Hundred Seventy-Seven</w:t>
       </w:r>
       <w:r>
         <w:rPr>
@@ -518,7 +518,7 @@
           <w:sz w:val="22"/>
           <w:szCs w:val="22"/>
         </w:rPr>
-        <w:t xml:space="preserve">1,28,33,50,009</w:t>
+        <w:t xml:space="preserve">1,31,31,14,577</w:t>
       </w:r>
       <w:r>
         <w:rPr>
@@ -534,7 +534,7 @@
           <w:sz w:val="22"/>
           <w:szCs w:val="22"/>
         </w:rPr>
-        <w:t xml:space="preserve">One Hundred Twenty-Eight Crore Thirty-Three Lakh Fifty Thousand Nine</w:t>
+        <w:t xml:space="preserve">One Hundred Thirty-One Crore Thirty-One Lakh Fourteen Thousand Five Hundred Seventy-Seven</w:t>
       </w:r>
       <w:r>
         <w:rPr>
